--- a/docs/narration/voice-script-missing.docx
+++ b/docs/narration/voice-script-missing.docx
@@ -41,21 +41,6 @@
     </w:p>
     <w:p>
       <w:r>
-        <w:t xml:space="preserve">Par</w:t>
-      </w:r>
-    </w:p>
-    <w:p>
-      <w:r>
-        <w:t xml:space="preserve">Yards</w:t>
-      </w:r>
-    </w:p>
-    <w:p>
-      <w:r>
-        <w:t xml:space="preserve">Feet</w:t>
-      </w:r>
-    </w:p>
-    <w:p>
-      <w:r>
         <w:t xml:space="preserve">To go</w:t>
       </w:r>
     </w:p>
@@ -372,6 +357,136 @@
     <w:p>
       <w:r>
         <w:t xml:space="preserve">Airmailed it.</w:t>
+      </w:r>
+    </w:p>
+    <w:p>
+      <w:r>
+        <w:t xml:space="preserve">Alpha</w:t>
+      </w:r>
+    </w:p>
+    <w:p>
+      <w:r>
+        <w:t xml:space="preserve">Bravo</w:t>
+      </w:r>
+    </w:p>
+    <w:p>
+      <w:r>
+        <w:t xml:space="preserve">Charlie</w:t>
+      </w:r>
+    </w:p>
+    <w:p>
+      <w:r>
+        <w:t xml:space="preserve">Delta</w:t>
+      </w:r>
+    </w:p>
+    <w:p>
+      <w:r>
+        <w:t xml:space="preserve">Echo</w:t>
+      </w:r>
+    </w:p>
+    <w:p>
+      <w:r>
+        <w:t xml:space="preserve">Foxtrot</w:t>
+      </w:r>
+    </w:p>
+    <w:p>
+      <w:r>
+        <w:t xml:space="preserve">Golf</w:t>
+      </w:r>
+    </w:p>
+    <w:p>
+      <w:r>
+        <w:t xml:space="preserve">Hotel</w:t>
+      </w:r>
+    </w:p>
+    <w:p>
+      <w:r>
+        <w:t xml:space="preserve">India</w:t>
+      </w:r>
+    </w:p>
+    <w:p>
+      <w:r>
+        <w:t xml:space="preserve">Juliett</w:t>
+      </w:r>
+    </w:p>
+    <w:p>
+      <w:r>
+        <w:t xml:space="preserve">Kilo</w:t>
+      </w:r>
+    </w:p>
+    <w:p>
+      <w:r>
+        <w:t xml:space="preserve">Lima</w:t>
+      </w:r>
+    </w:p>
+    <w:p>
+      <w:r>
+        <w:t xml:space="preserve">Mike</w:t>
+      </w:r>
+    </w:p>
+    <w:p>
+      <w:r>
+        <w:t xml:space="preserve">November</w:t>
+      </w:r>
+    </w:p>
+    <w:p>
+      <w:r>
+        <w:t xml:space="preserve">Oscar</w:t>
+      </w:r>
+    </w:p>
+    <w:p>
+      <w:r>
+        <w:t xml:space="preserve">Papa</w:t>
+      </w:r>
+    </w:p>
+    <w:p>
+      <w:r>
+        <w:t xml:space="preserve">Quebec</w:t>
+      </w:r>
+    </w:p>
+    <w:p>
+      <w:r>
+        <w:t xml:space="preserve">Romeo</w:t>
+      </w:r>
+    </w:p>
+    <w:p>
+      <w:r>
+        <w:t xml:space="preserve">Sierra</w:t>
+      </w:r>
+    </w:p>
+    <w:p>
+      <w:r>
+        <w:t xml:space="preserve">Tango</w:t>
+      </w:r>
+    </w:p>
+    <w:p>
+      <w:r>
+        <w:t xml:space="preserve">Uniform</w:t>
+      </w:r>
+    </w:p>
+    <w:p>
+      <w:r>
+        <w:t xml:space="preserve">Victor</w:t>
+      </w:r>
+    </w:p>
+    <w:p>
+      <w:r>
+        <w:t xml:space="preserve">Whiskey</w:t>
+      </w:r>
+    </w:p>
+    <w:p>
+      <w:r>
+        <w:t xml:space="preserve">X-ray</w:t>
+      </w:r>
+    </w:p>
+    <w:p>
+      <w:r>
+        <w:t xml:space="preserve">Yankee</w:t>
+      </w:r>
+    </w:p>
+    <w:p>
+      <w:r>
+        <w:t xml:space="preserve">Zulu</w:t>
       </w:r>
     </w:p>
     <w:p>

--- a/docs/narration/voice-script-missing.docx
+++ b/docs/narration/voice-script-missing.docx
@@ -361,136 +361,6 @@
     </w:p>
     <w:p>
       <w:r>
-        <w:t xml:space="preserve">Alpha</w:t>
-      </w:r>
-    </w:p>
-    <w:p>
-      <w:r>
-        <w:t xml:space="preserve">Bravo</w:t>
-      </w:r>
-    </w:p>
-    <w:p>
-      <w:r>
-        <w:t xml:space="preserve">Charlie</w:t>
-      </w:r>
-    </w:p>
-    <w:p>
-      <w:r>
-        <w:t xml:space="preserve">Delta</w:t>
-      </w:r>
-    </w:p>
-    <w:p>
-      <w:r>
-        <w:t xml:space="preserve">Echo</w:t>
-      </w:r>
-    </w:p>
-    <w:p>
-      <w:r>
-        <w:t xml:space="preserve">Foxtrot</w:t>
-      </w:r>
-    </w:p>
-    <w:p>
-      <w:r>
-        <w:t xml:space="preserve">Golf</w:t>
-      </w:r>
-    </w:p>
-    <w:p>
-      <w:r>
-        <w:t xml:space="preserve">Hotel</w:t>
-      </w:r>
-    </w:p>
-    <w:p>
-      <w:r>
-        <w:t xml:space="preserve">India</w:t>
-      </w:r>
-    </w:p>
-    <w:p>
-      <w:r>
-        <w:t xml:space="preserve">Juliett</w:t>
-      </w:r>
-    </w:p>
-    <w:p>
-      <w:r>
-        <w:t xml:space="preserve">Kilo</w:t>
-      </w:r>
-    </w:p>
-    <w:p>
-      <w:r>
-        <w:t xml:space="preserve">Lima</w:t>
-      </w:r>
-    </w:p>
-    <w:p>
-      <w:r>
-        <w:t xml:space="preserve">Mike</w:t>
-      </w:r>
-    </w:p>
-    <w:p>
-      <w:r>
-        <w:t xml:space="preserve">November</w:t>
-      </w:r>
-    </w:p>
-    <w:p>
-      <w:r>
-        <w:t xml:space="preserve">Oscar</w:t>
-      </w:r>
-    </w:p>
-    <w:p>
-      <w:r>
-        <w:t xml:space="preserve">Papa</w:t>
-      </w:r>
-    </w:p>
-    <w:p>
-      <w:r>
-        <w:t xml:space="preserve">Quebec</w:t>
-      </w:r>
-    </w:p>
-    <w:p>
-      <w:r>
-        <w:t xml:space="preserve">Romeo</w:t>
-      </w:r>
-    </w:p>
-    <w:p>
-      <w:r>
-        <w:t xml:space="preserve">Sierra</w:t>
-      </w:r>
-    </w:p>
-    <w:p>
-      <w:r>
-        <w:t xml:space="preserve">Tango</w:t>
-      </w:r>
-    </w:p>
-    <w:p>
-      <w:r>
-        <w:t xml:space="preserve">Uniform</w:t>
-      </w:r>
-    </w:p>
-    <w:p>
-      <w:r>
-        <w:t xml:space="preserve">Victor</w:t>
-      </w:r>
-    </w:p>
-    <w:p>
-      <w:r>
-        <w:t xml:space="preserve">Whiskey</w:t>
-      </w:r>
-    </w:p>
-    <w:p>
-      <w:r>
-        <w:t xml:space="preserve">X-ray</w:t>
-      </w:r>
-    </w:p>
-    <w:p>
-      <w:r>
-        <w:t xml:space="preserve">Yankee</w:t>
-      </w:r>
-    </w:p>
-    <w:p>
-      <w:r>
-        <w:t xml:space="preserve">Zulu</w:t>
-      </w:r>
-    </w:p>
-    <w:p>
-      <w:r>
         <w:t xml:space="preserve">The second</w:t>
       </w:r>
     </w:p>

--- a/docs/narration/voice-script-missing.docx
+++ b/docs/narration/voice-script-missing.docx
@@ -36,11 +36,6 @@
     </w:p>
     <w:p>
       <w:r>
-        <w:t xml:space="preserve">The first</w:t>
-      </w:r>
-    </w:p>
-    <w:p>
-      <w:r>
         <w:t xml:space="preserve">To go</w:t>
       </w:r>
     </w:p>
@@ -311,7 +306,7 @@
     </w:p>
     <w:p>
       <w:r>
-        <w:t xml:space="preserve">That's a splash. What was the wind?</w:t>
+        <w:t xml:space="preserve">That's a splash - what was the wind?</w:t>
       </w:r>
     </w:p>
     <w:p>

--- a/docs/narration/voice-script-missing.docx
+++ b/docs/narration/voice-script-missing.docx
@@ -356,6 +356,21 @@
     </w:p>
     <w:p>
       <w:r>
+        <w:t xml:space="preserve">Player 2 has honors</w:t>
+      </w:r>
+    </w:p>
+    <w:p>
+      <w:r>
+        <w:t xml:space="preserve">Player 3 has honors</w:t>
+      </w:r>
+    </w:p>
+    <w:p>
+      <w:r>
+        <w:t xml:space="preserve">Player 4 has honors</w:t>
+      </w:r>
+    </w:p>
+    <w:p>
+      <w:r>
         <w:t xml:space="preserve">The second</w:t>
       </w:r>
     </w:p>

--- a/docs/narration/voice-script-missing.docx
+++ b/docs/narration/voice-script-missing.docx
@@ -36,11 +36,6 @@
     </w:p>
     <w:p>
       <w:r>
-        <w:t xml:space="preserve">To go</w:t>
-      </w:r>
-    </w:p>
-    <w:p>
-      <w:r>
         <w:t xml:space="preserve">Pebble Beach</w:t>
       </w:r>
     </w:p>
@@ -107,16 +102,6 @@
     <w:p>
       <w:r>
         <w:t xml:space="preserve">From the tee</w:t>
-      </w:r>
-    </w:p>
-    <w:p>
-      <w:r>
-        <w:t xml:space="preserve">From the fairway</w:t>
-      </w:r>
-    </w:p>
-    <w:p>
-      <w:r>
-        <w:t xml:space="preserve">From the rough</w:t>
       </w:r>
     </w:p>
     <w:p>
